--- a/word_reports/LP_0310_위치_406_Santana_Compilation.docx
+++ b/word_reports/LP_0310_위치_406_Santana_Compilation.docx
@@ -4,7 +4,7 @@
   <w:body>
     <w:p>
       <w:pPr>
-        <w:spacing w:after="280"/>
+        <w:spacing w:after="80"/>
       </w:pPr>
       <w:r>
         <w:rPr w:rFonts="맑은 고딕">
@@ -13,94 +13,47 @@
           <w:color w:val="1E3A8A"/>
           <w:sz w:val="30"/>
         </w:rPr>
-        <w:t>[406] Santana - Compilation</w:t>
+        <w:t>Santana (산타나) - Compilation</w:t>
       </w:r>
     </w:p>
     <w:p>
       <w:pPr>
-        <w:spacing w:after="320"/>
+        <w:spacing w:after="240"/>
       </w:pPr>
       <w:r>
         <w:rPr w:rFonts="맑은 고딕">
           <w:rFonts w:ascii="맑은 고딕" w:hAnsi="맑은 고딕" w:eastAsia="맑은 고딕"/>
           <w:b/>
-          <w:sz w:val="20"/>
+          <w:color w:val="4B5563"/>
+          <w:sz w:val="22"/>
         </w:rPr>
-        <w:t>■ 위치 : 406</w:t>
-        <w:br/>
-      </w:r>
-      <w:r>
-        <w:rPr w:rFonts="맑은 고딕">
-          <w:rFonts w:ascii="맑은 고딕" w:hAnsi="맑은 고딕" w:eastAsia="맑은 고딕"/>
-          <w:b/>
-          <w:sz w:val="20"/>
-        </w:rPr>
-        <w:t>■ 아티스트 : Santana</w:t>
-        <w:br/>
-      </w:r>
-      <w:r>
-        <w:rPr w:rFonts="맑은 고딕">
-          <w:rFonts w:ascii="맑은 고딕" w:hAnsi="맑은 고딕" w:eastAsia="맑은 고딕"/>
-          <w:b/>
-          <w:sz w:val="20"/>
-        </w:rPr>
-        <w:t>■ 앨범명 : Compilation</w:t>
-        <w:br/>
-      </w:r>
-      <w:r>
-        <w:rPr w:rFonts="맑은 고딕">
-          <w:rFonts w:ascii="맑은 고딕" w:hAnsi="맑은 고딕" w:eastAsia="맑은 고딕"/>
-          <w:b w:val="0"/>
-          <w:sz w:val="20"/>
-        </w:rPr>
-        <w:t>■ 음반 레이블 : Columbia</w:t>
-        <w:br/>
-      </w:r>
-      <w:r>
-        <w:rPr w:rFonts="맑은 고딕">
-          <w:rFonts w:ascii="맑은 고딕" w:hAnsi="맑은 고딕" w:eastAsia="맑은 고딕"/>
-          <w:b w:val="0"/>
-          <w:sz w:val="20"/>
-        </w:rPr>
-        <w:t>■ 발매년도 : 1974</w:t>
-        <w:br/>
-      </w:r>
-      <w:r>
-        <w:rPr w:rFonts="맑은 고딕">
-          <w:rFonts w:ascii="맑은 고딕" w:hAnsi="맑은 고딕" w:eastAsia="맑은 고딕"/>
-          <w:b w:val="0"/>
-          <w:sz w:val="20"/>
-        </w:rPr>
-        <w:t>■ 장르 : 라틴 록 (Latin Rock), 싸이키델릭 록 (Psychedelic Rock), 재즈 퓨전 (Jazz Fusion)</w:t>
-        <w:br/>
-      </w:r>
-      <w:r>
-        <w:rPr w:rFonts="맑은 고딕">
-          <w:rFonts w:ascii="맑은 고딕" w:hAnsi="맑은 고딕" w:eastAsia="맑은 고딕"/>
-          <w:b w:val="0"/>
-          <w:sz w:val="20"/>
-        </w:rPr>
-        <w:t>■ 주요 수록곡 : 1. Black Magic Woman / Gypsy Queen</w:t>
-        <w:br/>
+        <w:t>위치 :  406</w:t>
       </w:r>
     </w:p>
     <w:p>
       <w:pPr>
-        <w:spacing w:after="160"/>
+        <w:spacing w:line="324" w:lineRule="auto" w:before="80" w:after="160"/>
       </w:pPr>
       <w:r>
         <w:rPr w:rFonts="맑은 고딕">
           <w:rFonts w:ascii="맑은 고딕" w:hAnsi="맑은 고딕" w:eastAsia="맑은 고딕"/>
           <w:b/>
           <w:color w:val="1F2937"/>
-          <w:sz w:val="24"/>
+          <w:sz w:val="22"/>
         </w:rPr>
-        <w:t>■ 음반 해설 및 감상 가이드</w:t>
+        <w:t xml:space="preserve">[음반 소개] </w:t>
+      </w:r>
+      <w:r>
+        <w:rPr w:rFonts="맑은 고딕">
+          <w:rFonts w:ascii="맑은 고딕" w:hAnsi="맑은 고딕" w:eastAsia="맑은 고딕"/>
+          <w:b w:val="0"/>
+          <w:sz w:val="21"/>
+        </w:rPr>
       </w:r>
     </w:p>
     <w:p>
       <w:pPr>
-        <w:spacing w:line="312" w:lineRule="auto" w:after="120"/>
+        <w:spacing w:line="324" w:lineRule="auto" w:after="120"/>
       </w:pPr>
       <w:r>
         <w:rPr w:rFonts="맑은 고딕">
@@ -108,51 +61,516 @@
           <w:b w:val="0"/>
           <w:sz w:val="21"/>
         </w:rPr>
-        <w:t>록 음악 역사상 가장 독창적인 음색을 제시한 카를로스 산타나(Carlos Santana)와 그의 밴드가 구축한 음악적 정수를 집대성한 명 모음집입니다. 1960년대 후반 우드스톡 페스티벌에서의 폭발적인 연주로 세계적인 주목을 받은 산타나는 아프로-쿠반(Afro-Cuban) 리듬과 아메리칸 록, 그리고 감성적인 블루스를 결합하여 '라틴 록'이라는 새로운 장르를 세계에 각인시켰습니다. 본 컴필레이션 음반은 그들의 전성기라 할 수 있는 초기 명반들의 핵심 수록곡을 엄선하여, 밴드가 가진 열정과 예술적 번뜩임을 한 장의 LP로 밀도 있게 담아냈습니다.</w:t>
+        <w:t>뜨거운 태양의 박동을 품은 아프로-큐반 리듬과 영혼의 심연을 울리는 일렉트릭 기타의 절묘한 교감, 산타나의 음악 세계는 대중음악사에서 가장 독창적이고 찬란한 이정표를 세웠습니다. 본 컴필레이션 음반은 1960년대 말 우드스탁의 열기 속에서 태동하여 1970년대 전성기를 관통한 산타나의 눈부신 음악적 정수를 한 장의 LP에 오롯이 응축해 낸 소중한 기록입니다. 울부짖듯 서정적인 카를로스 산타나 특유의 서스테인 짙은 기타 선율과 관능적인 타악기의 울림은 시대를 초월하여 언제나 가슴 벅찬 감동으로 청자의 영혼을 휘감아 돕니다. 정열과 명상이 공존하는 그의 독보적인 라틴 록 서사시는 아날로그 바이닐의 숨결을 빌려 마침내 가장 완벽한 예술적 형태로서 깊은 울림을 전해줍니다.</w:t>
       </w:r>
     </w:p>
     <w:p>
       <w:pPr>
-        <w:spacing w:line="312" w:lineRule="auto" w:after="120"/>
+        <w:spacing w:line="324" w:lineRule="auto" w:before="200" w:after="80"/>
       </w:pPr>
+      <w:r>
+        <w:rPr w:rFonts="맑은 고딕">
+          <w:rFonts w:ascii="맑은 고딕" w:hAnsi="맑은 고딕" w:eastAsia="맑은 고딕"/>
+          <w:b/>
+          <w:color w:val="1E3A8A"/>
+          <w:sz w:val="24"/>
+        </w:rPr>
+        <w:t>1. 음반 데이터</w:t>
+      </w:r>
+    </w:p>
+    <w:p>
+      <w:pPr>
+        <w:spacing w:line="324" w:lineRule="auto" w:after="80"/>
+      </w:pPr>
+      <w:r>
+        <w:rPr w:rFonts="맑은 고딕">
+          <w:rFonts w:ascii="맑은 고딕" w:hAnsi="맑은 고딕" w:eastAsia="맑은 고딕"/>
+          <w:b w:val="0"/>
+          <w:color w:val="6B7280"/>
+          <w:sz w:val="21"/>
+        </w:rPr>
+        <w:t xml:space="preserve">· </w:t>
+      </w:r>
+      <w:r>
+        <w:rPr w:rFonts="맑은 고딕">
+          <w:rFonts w:ascii="맑은 고딕" w:hAnsi="맑은 고딕" w:eastAsia="맑은 고딕"/>
+          <w:b/>
+          <w:color w:val="1F2937"/>
+          <w:sz w:val="21"/>
+        </w:rPr>
+        <w:t xml:space="preserve">앨범명: </w:t>
+      </w:r>
       <w:r>
         <w:rPr w:rFonts="맑은 고딕">
           <w:rFonts w:ascii="맑은 고딕" w:hAnsi="맑은 고딕" w:eastAsia="맑은 고딕"/>
           <w:b w:val="0"/>
           <w:sz w:val="21"/>
         </w:rPr>
-        <w:t>이 음반의 음악적 핵심은 카를로스 산타나 특유의 '울부짖는 듯한' 기타 톤과 밴드의 강력한 퍼커션 섹션이 이루는 완벽한 조화에 있습니다. 기나긴 서스테인(Sustain)을 바탕으로 한 그의 기타 연주는 단순한 가창을 넘어선 정서적 울림을 전달하며, 콘가, 팀발레스, 봉고가 엮어내는 복합적인 라틴 리듬은 듣는 이의 본능을 자극합니다. 여기에 하몬드 오르간의 일렉트릭한 질감이 더해져 록의 거친 에너지와 재즈의 즉흥성, 라틴의 열정이 하나로 융합된 독보적인 사운드스케이프를 완성합니다.</w:t>
+        <w:t>Compilation</w:t>
       </w:r>
     </w:p>
     <w:p>
       <w:pPr>
-        <w:spacing w:line="312" w:lineRule="auto" w:after="120"/>
+        <w:spacing w:line="324" w:lineRule="auto" w:after="80"/>
       </w:pPr>
+      <w:r>
+        <w:rPr w:rFonts="맑은 고딕">
+          <w:rFonts w:ascii="맑은 고딕" w:hAnsi="맑은 고딕" w:eastAsia="맑은 고딕"/>
+          <w:b w:val="0"/>
+          <w:color w:val="6B7280"/>
+          <w:sz w:val="21"/>
+        </w:rPr>
+        <w:t xml:space="preserve">· </w:t>
+      </w:r>
+      <w:r>
+        <w:rPr w:rFonts="맑은 고딕">
+          <w:rFonts w:ascii="맑은 고딕" w:hAnsi="맑은 고딕" w:eastAsia="맑은 고딕"/>
+          <w:b/>
+          <w:color w:val="1F2937"/>
+          <w:sz w:val="21"/>
+        </w:rPr>
+        <w:t xml:space="preserve">아티스트: </w:t>
+      </w:r>
       <w:r>
         <w:rPr w:rFonts="맑은 고딕">
           <w:rFonts w:ascii="맑은 고딕" w:hAnsi="맑은 고딕" w:eastAsia="맑은 고딕"/>
           <w:b w:val="0"/>
           <w:sz w:val="21"/>
         </w:rPr>
-        <w:t>대표곡인 'Black Magic Woman / Gypsy Queen'은 피터 그린의 원곡을 산타나만의 주술적이고 신비로운 라틴 록으로 완벽히 재해석한 걸작으로, 유연하게 이어지는 메인 리프와 신명 나는 후반부 연주가 일품입니다. 티토 푸엔테의 라틴 재즈 클래식을 록으로 재탄생시킨 'Oye Como Va'는 대중성과 음악성을 동시에 잡은 산타나의 대표적인 안셈(Anthem)이며, 가사 한 줄 없이 오직 기타 한 대로 영혼을 울리는 'Samba Pa Ti'는 서정적 록 서사시의 극치를 보여줍니다.</w:t>
+        <w:t>Santana (산타나)</w:t>
       </w:r>
     </w:p>
     <w:p>
       <w:pPr>
-        <w:spacing w:line="312" w:lineRule="auto" w:after="120"/>
+        <w:spacing w:line="324" w:lineRule="auto" w:after="80"/>
       </w:pPr>
+      <w:r>
+        <w:rPr w:rFonts="맑은 고딕">
+          <w:rFonts w:ascii="맑은 고딕" w:hAnsi="맑은 고딕" w:eastAsia="맑은 고딕"/>
+          <w:b w:val="0"/>
+          <w:color w:val="6B7280"/>
+          <w:sz w:val="21"/>
+        </w:rPr>
+        <w:t xml:space="preserve">· </w:t>
+      </w:r>
+      <w:r>
+        <w:rPr w:rFonts="맑은 고딕">
+          <w:rFonts w:ascii="맑은 고딕" w:hAnsi="맑은 고딕" w:eastAsia="맑은 고딕"/>
+          <w:b/>
+          <w:color w:val="1F2937"/>
+          <w:sz w:val="21"/>
+        </w:rPr>
+        <w:t xml:space="preserve">발매 정보: </w:t>
+      </w:r>
       <w:r>
         <w:rPr w:rFonts="맑은 고딕">
           <w:rFonts w:ascii="맑은 고딕" w:hAnsi="맑은 고딕" w:eastAsia="맑은 고딕"/>
           <w:b w:val="0"/>
           <w:sz w:val="21"/>
         </w:rPr>
-        <w:t>LP 판형으로 감상하는 이 컴필레이션 앨범은 특유의 따뜻하고 풍부한 아날로그 질감을 통해 퍼커션의 미세한 타격감과 진공관 앰프를 거친 기타 톤의 온기를 생생하게 전달합니다. 70년대 라틴 록의 황금기를 단번에 관통하는 이 음반은 산타나라는 거장이 남긴 음화(音畫)의 정수를 입체적으로 체감할 수 있는 소중한 음반입니다.</w:t>
+        <w:t>산타나의 전성기 명곡들을 엄선하여 라틴 록과 사이키델릭, 재즈 퓨전의 다채로운 궤적을 조망할 수 있도록 기획·발매된 정통 선곡집 음반입니다.</w:t>
+      </w:r>
+    </w:p>
+    <w:p>
+      <w:pPr>
+        <w:spacing w:line="324" w:lineRule="auto" w:after="80"/>
+      </w:pPr>
+      <w:r>
+        <w:rPr w:rFonts="맑은 고딕">
+          <w:rFonts w:ascii="맑은 고딕" w:hAnsi="맑은 고딕" w:eastAsia="맑은 고딕"/>
+          <w:b w:val="0"/>
+          <w:color w:val="6B7280"/>
+          <w:sz w:val="21"/>
+        </w:rPr>
+        <w:t xml:space="preserve">· </w:t>
+      </w:r>
+      <w:r>
+        <w:rPr w:rFonts="맑은 고딕">
+          <w:rFonts w:ascii="맑은 고딕" w:hAnsi="맑은 고딕" w:eastAsia="맑은 고딕"/>
+          <w:b/>
+          <w:color w:val="1F2937"/>
+          <w:sz w:val="21"/>
+        </w:rPr>
+        <w:t xml:space="preserve">LP 인기도(판매량): </w:t>
+      </w:r>
+      <w:r>
+        <w:rPr w:rFonts="맑은 고딕">
+          <w:rFonts w:ascii="맑은 고딕" w:hAnsi="맑은 고딕" w:eastAsia="맑은 고딕"/>
+          <w:b w:val="0"/>
+          <w:sz w:val="21"/>
+        </w:rPr>
+        <w:t>발매 당시부터 전 세계 라틴 록 및 클래식 록 애호가들의 절대적인 지지를 받으며 스테디셀러로 군림하였고, 산타나의 명반 라인업과 함께 수백만 장의 판매고를 기록하며 오랜 시간 턴테이블 위를 지켜왔습니다.</w:t>
+      </w:r>
+    </w:p>
+    <w:p>
+      <w:pPr>
+        <w:spacing w:line="324" w:lineRule="auto" w:after="80"/>
+      </w:pPr>
+      <w:r>
+        <w:rPr w:rFonts="맑은 고딕">
+          <w:rFonts w:ascii="맑은 고딕" w:hAnsi="맑은 고딕" w:eastAsia="맑은 고딕"/>
+          <w:b w:val="0"/>
+          <w:color w:val="6B7280"/>
+          <w:sz w:val="21"/>
+        </w:rPr>
+        <w:t xml:space="preserve">· </w:t>
+      </w:r>
+      <w:r>
+        <w:rPr w:rFonts="맑은 고딕">
+          <w:rFonts w:ascii="맑은 고딕" w:hAnsi="맑은 고딕" w:eastAsia="맑은 고딕"/>
+          <w:b/>
+          <w:color w:val="1F2937"/>
+          <w:sz w:val="21"/>
+        </w:rPr>
+        <w:t xml:space="preserve">각종 수상경력: </w:t>
+      </w:r>
+      <w:r>
+        <w:rPr w:rFonts="맑은 고딕">
+          <w:rFonts w:ascii="맑은 고딕" w:hAnsi="맑은 고딕" w:eastAsia="맑은 고딕"/>
+          <w:b w:val="0"/>
+          <w:sz w:val="21"/>
+        </w:rPr>
+        <w:t>그래미 어워드 통산 10회 수상, 3회의 라틴 그래미 수상, 1998년 '로큰롤 명예의 전당(Rock and Roll Hall of Fame)' 헌액 등 산타나가 이룩한 눈부신 음악적 금자탑의 결실이 고스란히 담겨 있는 명품 선집입니다.</w:t>
+      </w:r>
+    </w:p>
+    <w:p>
+      <w:pPr>
+        <w:spacing w:line="324" w:lineRule="auto" w:before="200" w:after="80"/>
+      </w:pPr>
+      <w:r>
+        <w:rPr w:rFonts="맑은 고딕">
+          <w:rFonts w:ascii="맑은 고딕" w:hAnsi="맑은 고딕" w:eastAsia="맑은 고딕"/>
+          <w:b/>
+          <w:color w:val="1E3A8A"/>
+          <w:sz w:val="24"/>
+        </w:rPr>
+        <w:t>2. 아티스트 정보</w:t>
+      </w:r>
+    </w:p>
+    <w:p>
+      <w:pPr>
+        <w:spacing w:line="324" w:lineRule="auto" w:after="80"/>
+      </w:pPr>
+      <w:r>
+        <w:rPr w:rFonts="맑은 고딕">
+          <w:rFonts w:ascii="맑은 고딕" w:hAnsi="맑은 고딕" w:eastAsia="맑은 고딕"/>
+          <w:b w:val="0"/>
+          <w:color w:val="6B7280"/>
+          <w:sz w:val="21"/>
+        </w:rPr>
+        <w:t xml:space="preserve">· </w:t>
+      </w:r>
+      <w:r>
+        <w:rPr w:rFonts="맑은 고딕">
+          <w:rFonts w:ascii="맑은 고딕" w:hAnsi="맑은 고딕" w:eastAsia="맑은 고딕"/>
+          <w:b/>
+          <w:color w:val="1F2937"/>
+          <w:sz w:val="21"/>
+        </w:rPr>
+        <w:t xml:space="preserve">국적: </w:t>
+      </w:r>
+      <w:r>
+        <w:rPr w:rFonts="맑은 고딕">
+          <w:rFonts w:ascii="맑은 고딕" w:hAnsi="맑은 고딕" w:eastAsia="맑은 고딕"/>
+          <w:b w:val="0"/>
+          <w:sz w:val="21"/>
+        </w:rPr>
+        <w:t>멕시코 / 미국</w:t>
+      </w:r>
+    </w:p>
+    <w:p>
+      <w:pPr>
+        <w:spacing w:line="324" w:lineRule="auto" w:after="80"/>
+      </w:pPr>
+      <w:r>
+        <w:rPr w:rFonts="맑은 고딕">
+          <w:rFonts w:ascii="맑은 고딕" w:hAnsi="맑은 고딕" w:eastAsia="맑은 고딕"/>
+          <w:b w:val="0"/>
+          <w:color w:val="6B7280"/>
+          <w:sz w:val="21"/>
+        </w:rPr>
+        <w:t xml:space="preserve">· </w:t>
+      </w:r>
+      <w:r>
+        <w:rPr w:rFonts="맑은 고딕">
+          <w:rFonts w:ascii="맑은 고딕" w:hAnsi="맑은 고딕" w:eastAsia="맑은 고딕"/>
+          <w:b/>
+          <w:color w:val="1F2937"/>
+          <w:sz w:val="21"/>
+        </w:rPr>
+        <w:t xml:space="preserve">생몰년도: </w:t>
+      </w:r>
+      <w:r>
+        <w:rPr w:rFonts="맑은 고딕">
+          <w:rFonts w:ascii="맑은 고딕" w:hAnsi="맑은 고딕" w:eastAsia="맑은 고딕"/>
+          <w:b w:val="0"/>
+          <w:sz w:val="21"/>
+        </w:rPr>
+        <w:t>1947년 출생(카를로스 산타나) / 1966년 밴드 결성</w:t>
+      </w:r>
+    </w:p>
+    <w:p>
+      <w:pPr>
+        <w:spacing w:line="324" w:lineRule="auto" w:after="80"/>
+      </w:pPr>
+      <w:r>
+        <w:rPr w:rFonts="맑은 고딕">
+          <w:rFonts w:ascii="맑은 고딕" w:hAnsi="맑은 고딕" w:eastAsia="맑은 고딕"/>
+          <w:b w:val="0"/>
+          <w:color w:val="6B7280"/>
+          <w:sz w:val="21"/>
+        </w:rPr>
+        <w:t xml:space="preserve">· </w:t>
+      </w:r>
+      <w:r>
+        <w:rPr w:rFonts="맑은 고딕">
+          <w:rFonts w:ascii="맑은 고딕" w:hAnsi="맑은 고딕" w:eastAsia="맑은 고딕"/>
+          <w:b/>
+          <w:color w:val="1F2937"/>
+          <w:sz w:val="21"/>
+        </w:rPr>
+        <w:t xml:space="preserve">그룹 소속: </w:t>
+      </w:r>
+      <w:r>
+        <w:rPr w:rFonts="맑은 고딕">
+          <w:rFonts w:ascii="맑은 고딕" w:hAnsi="맑은 고딕" w:eastAsia="맑은 고딕"/>
+          <w:b w:val="0"/>
+          <w:sz w:val="21"/>
+        </w:rPr>
+        <w:t>그룹(산타나 / Santana)</w:t>
+      </w:r>
+    </w:p>
+    <w:p>
+      <w:pPr>
+        <w:spacing w:line="324" w:lineRule="auto" w:after="80"/>
+      </w:pPr>
+      <w:r>
+        <w:rPr w:rFonts="맑은 고딕">
+          <w:rFonts w:ascii="맑은 고딕" w:hAnsi="맑은 고딕" w:eastAsia="맑은 고딕"/>
+          <w:b w:val="0"/>
+          <w:color w:val="6B7280"/>
+          <w:sz w:val="21"/>
+        </w:rPr>
+        <w:t xml:space="preserve">· </w:t>
+      </w:r>
+      <w:r>
+        <w:rPr w:rFonts="맑은 고딕">
+          <w:rFonts w:ascii="맑은 고딕" w:hAnsi="맑은 고딕" w:eastAsia="맑은 고딕"/>
+          <w:b/>
+          <w:color w:val="1F2937"/>
+          <w:sz w:val="21"/>
+        </w:rPr>
+        <w:t xml:space="preserve">아티스트 소개: </w:t>
+      </w:r>
+      <w:r>
+        <w:rPr w:rFonts="맑은 고딕">
+          <w:rFonts w:ascii="맑은 고딕" w:hAnsi="맑은 고딕" w:eastAsia="맑은 고딕"/>
+          <w:b w:val="0"/>
+          <w:sz w:val="21"/>
+        </w:rPr>
+        <w:t>카를로스 산타나(Carlos Santana)가 이끄는 밴드 산타나는 블루스와 록, 그리고 아프로-큐반 리듬을 경이로운 완성도로 융합하며 '라틴 록'이라는 새로운 장르를 개척한 전설적 존재입니다. 특유의 노래하듯 길게 이어지는 서정적인 기타 톤과 영적인 사유를 담은 연주 스타일로 세계 대중음악사에 불멸의 족적을 남겼습니다.</w:t>
+      </w:r>
+    </w:p>
+    <w:p>
+      <w:pPr>
+        <w:spacing w:line="324" w:lineRule="auto" w:before="200" w:after="80"/>
+      </w:pPr>
+      <w:r>
+        <w:rPr w:rFonts="맑은 고딕">
+          <w:rFonts w:ascii="맑은 고딕" w:hAnsi="맑은 고딕" w:eastAsia="맑은 고딕"/>
+          <w:b/>
+          <w:color w:val="1E3A8A"/>
+          <w:sz w:val="24"/>
+        </w:rPr>
+        <w:t>3. 음반 상세 분석</w:t>
+      </w:r>
+    </w:p>
+    <w:p>
+      <w:pPr>
+        <w:spacing w:line="324" w:lineRule="auto" w:after="80"/>
+      </w:pPr>
+      <w:r>
+        <w:rPr w:rFonts="맑은 고딕">
+          <w:rFonts w:ascii="맑은 고딕" w:hAnsi="맑은 고딕" w:eastAsia="맑은 고딕"/>
+          <w:b w:val="0"/>
+          <w:color w:val="6B7280"/>
+          <w:sz w:val="21"/>
+        </w:rPr>
+        <w:t xml:space="preserve">· </w:t>
+      </w:r>
+      <w:r>
+        <w:rPr w:rFonts="맑은 고딕">
+          <w:rFonts w:ascii="맑은 고딕" w:hAnsi="맑은 고딕" w:eastAsia="맑은 고딕"/>
+          <w:b/>
+          <w:color w:val="1F2937"/>
+          <w:sz w:val="21"/>
+        </w:rPr>
+        <w:t xml:space="preserve">역사적 위치: </w:t>
+      </w:r>
+      <w:r>
+        <w:rPr w:rFonts="맑은 고딕">
+          <w:rFonts w:ascii="맑은 고딕" w:hAnsi="맑은 고딕" w:eastAsia="맑은 고딕"/>
+          <w:b w:val="0"/>
+          <w:sz w:val="21"/>
+        </w:rPr>
+        <w:t>록 음악의 문법에 이국적인 타악기와 라틴의 선율을 대담하게 접목하여 월드 뮤직과 팝의 경계를 허문 혁명적 성취를 담고 있습니다. 팝과 록, 재즈와 라틴 음악의 이상적인 조화를 증명하며 후대 수많은 크로스오버 뮤지션들에게 마르지 않는 영감의 원천이 된 역사적 앨범입니다.</w:t>
+      </w:r>
+    </w:p>
+    <w:p>
+      <w:pPr>
+        <w:spacing w:line="324" w:lineRule="auto" w:after="80"/>
+      </w:pPr>
+      <w:r>
+        <w:rPr w:rFonts="맑은 고딕">
+          <w:rFonts w:ascii="맑은 고딕" w:hAnsi="맑은 고딕" w:eastAsia="맑은 고딕"/>
+          <w:b w:val="0"/>
+          <w:color w:val="6B7280"/>
+          <w:sz w:val="21"/>
+        </w:rPr>
+        <w:t xml:space="preserve">· </w:t>
+      </w:r>
+      <w:r>
+        <w:rPr w:rFonts="맑은 고딕">
+          <w:rFonts w:ascii="맑은 고딕" w:hAnsi="맑은 고딕" w:eastAsia="맑은 고딕"/>
+          <w:b/>
+          <w:color w:val="1F2937"/>
+          <w:sz w:val="21"/>
+        </w:rPr>
+        <w:t xml:space="preserve">시대의 흔적(스토리텔링): </w:t>
+      </w:r>
+      <w:r>
+        <w:rPr w:rFonts="맑은 고딕">
+          <w:rFonts w:ascii="맑은 고딕" w:hAnsi="맑은 고딕" w:eastAsia="맑은 고딕"/>
+          <w:b w:val="0"/>
+          <w:sz w:val="21"/>
+        </w:rPr>
+        <w:t>반전 운동과 자유, 평화의 메시지가 넘실대던 1960년대 말과 1970년대의 격동기, 그 시절 젊은이들의 심장을 뛰게 했던 원초적인 열정과 낭만을 그대로 간직하고 있습니다. 묵직한 턴테이블 바늘을 올리는 순간, 샌프란시스코의 자유분방한 공기와 카리브해의 뜨거운 열풍이 교차하던 청춘의 찬란한 순간들이 눈앞에 펼쳐집니다.</w:t>
+      </w:r>
+    </w:p>
+    <w:p>
+      <w:pPr>
+        <w:spacing w:line="324" w:lineRule="auto" w:before="200" w:after="80"/>
+      </w:pPr>
+      <w:r>
+        <w:rPr w:rFonts="맑은 고딕">
+          <w:rFonts w:ascii="맑은 고딕" w:hAnsi="맑은 고딕" w:eastAsia="맑은 고딕"/>
+          <w:b/>
+          <w:color w:val="1E3A8A"/>
+          <w:sz w:val="24"/>
+        </w:rPr>
+        <w:t>4. 주요 수록곡 및 감상 제언</w:t>
+      </w:r>
+    </w:p>
+    <w:p>
+      <w:pPr>
+        <w:spacing w:line="324" w:lineRule="auto" w:after="80"/>
+      </w:pPr>
+      <w:r>
+        <w:rPr w:rFonts="맑은 고딕">
+          <w:rFonts w:ascii="맑은 고딕" w:hAnsi="맑은 고딕" w:eastAsia="맑은 고딕"/>
+          <w:b w:val="0"/>
+          <w:color w:val="6B7280"/>
+          <w:sz w:val="21"/>
+        </w:rPr>
+        <w:t xml:space="preserve">· </w:t>
+      </w:r>
+      <w:r>
+        <w:rPr w:rFonts="맑은 고딕">
+          <w:rFonts w:ascii="맑은 고딕" w:hAnsi="맑은 고딕" w:eastAsia="맑은 고딕"/>
+          <w:b/>
+          <w:color w:val="1F2937"/>
+          <w:sz w:val="21"/>
+        </w:rPr>
+        <w:t xml:space="preserve">주요 수록곡 특징: </w:t>
+      </w:r>
+      <w:r>
+        <w:rPr w:rFonts="맑은 고딕">
+          <w:rFonts w:ascii="맑은 고딕" w:hAnsi="맑은 고딕" w:eastAsia="맑은 고딕"/>
+          <w:b w:val="0"/>
+          <w:sz w:val="21"/>
+        </w:rPr>
+        <w:t>피터 그린의 곡을 매혹적인 라틴 그루브로 재탄생시킨 'Black Magic Woman / Gypsy Queen'과 티토 푸엔테의 고전에 폭발적인 생명력을 불어넣은 'Oye Como Va', 그리고 영혼을 적시는 기타의 서정미가 극에 달한 'Samba Pa Ti'와 'Europa' 등 산타나의 진면목을 대변하는 불후의 명곡들이 수려하게 이어집니다.</w:t>
+      </w:r>
+    </w:p>
+    <w:p>
+      <w:pPr>
+        <w:spacing w:line="324" w:lineRule="auto" w:after="80"/>
+      </w:pPr>
+      <w:r>
+        <w:rPr w:rFonts="맑은 고딕">
+          <w:rFonts w:ascii="맑은 고딕" w:hAnsi="맑은 고딕" w:eastAsia="맑은 고딕"/>
+          <w:b w:val="0"/>
+          <w:color w:val="6B7280"/>
+          <w:sz w:val="21"/>
+        </w:rPr>
+        <w:t xml:space="preserve">· </w:t>
+      </w:r>
+      <w:r>
+        <w:rPr w:rFonts="맑은 고딕">
+          <w:rFonts w:ascii="맑은 고딕" w:hAnsi="맑은 고딕" w:eastAsia="맑은 고딕"/>
+          <w:b/>
+          <w:color w:val="1F2937"/>
+          <w:sz w:val="21"/>
+        </w:rPr>
+        <w:t xml:space="preserve">빈티지 감상 제언: </w:t>
+      </w:r>
+      <w:r>
+        <w:rPr w:rFonts="맑은 고딕">
+          <w:rFonts w:ascii="맑은 고딕" w:hAnsi="맑은 고딕" w:eastAsia="맑은 고딕"/>
+          <w:b w:val="0"/>
+          <w:sz w:val="21"/>
+        </w:rPr>
+        <w:t>콩가, 봉고, 팀발레스가 엮어내는 다채로운 퍼커션의 타격감이 진공관 앰프를 통해 풍성한 배음으로 피어오를 때 비로소 진가를 드러냅니다. 따뜻하게 데워진 진공관 특유의 질감 위로 카를로스 산타나의 기타 솔로가 흐느끼듯 뻗어나갈 때, 디지털 음원에서는 결코 맛볼 수 없는 아날로그 바이닐 본연의 묵직한 공간감과 황홀경을 만끽하실 수 있습니다.</w:t>
+      </w:r>
+    </w:p>
+    <w:p>
+      <w:pPr>
+        <w:spacing w:line="324" w:lineRule="auto" w:after="80"/>
+      </w:pPr>
+      <w:r>
+        <w:rPr w:rFonts="맑은 고딕">
+          <w:rFonts w:ascii="맑은 고딕" w:hAnsi="맑은 고딕" w:eastAsia="맑은 고딕"/>
+          <w:b w:val="0"/>
+          <w:color w:val="6B7280"/>
+          <w:sz w:val="21"/>
+        </w:rPr>
+        <w:t xml:space="preserve">· </w:t>
+      </w:r>
+      <w:r>
+        <w:rPr w:rFonts="맑은 고딕">
+          <w:rFonts w:ascii="맑은 고딕" w:hAnsi="맑은 고딕" w:eastAsia="맑은 고딕"/>
+          <w:b/>
+          <w:color w:val="1F2937"/>
+          <w:sz w:val="21"/>
+        </w:rPr>
+        <w:t xml:space="preserve">소장 가치: </w:t>
+      </w:r>
+      <w:r>
+        <w:rPr w:rFonts="맑은 고딕">
+          <w:rFonts w:ascii="맑은 고딕" w:hAnsi="맑은 고딕" w:eastAsia="맑은 고딕"/>
+          <w:b w:val="0"/>
+          <w:sz w:val="21"/>
+        </w:rPr>
+        <w:t>산타나라는 위대한 거장의 황금기 예술혼을 단 한 장의 바이닐로 압축 소장할 수 있는 최고의 아날로그 컬렉션입니다. 라틴 록의 정수를 가장 순도 높은 LP 사운드로 감상하고자 하는 정통 클래식/팝 애호가와 오디오파일 모두에게 서재의 품격을 높여줄 필청 음반입니다.</w:t>
+      </w:r>
+    </w:p>
+    <w:p>
+      <w:pPr>
+        <w:spacing w:line="324" w:lineRule="auto" w:after="120" w:before="160"/>
+      </w:pPr>
+      <w:r>
+        <w:rPr w:rFonts="맑은 고딕">
+          <w:rFonts w:ascii="맑은 고딕" w:hAnsi="맑은 고딕" w:eastAsia="맑은 고딕"/>
+          <w:b/>
+          <w:color w:val="4338CA"/>
+          <w:sz w:val="21"/>
+        </w:rPr>
+        <w:t>이 음반을 통해 아날로그 홈 사이로 피어오르는 정열적인 선율과 카를로스 산타나의 영혼 어린 기타가 전해주는 감동을 다시 한번 경험해 보시는 것은 어떨까요?</w:t>
       </w:r>
     </w:p>
     <w:sectPr>
       <w:pgSz w:w="12240" w:h="15840"/>
-      <w:pgMar w:top="1440" w:right="1440" w:bottom="1440" w:left="1440" w:header="720" w:footer="720" w:gutter="0"/>
+      <w:pgMar w:top="1152" w:right="1296" w:bottom="1152" w:left="1296" w:header="720" w:footer="720" w:gutter="0"/>
       <w:cols w:space="720"/>
       <w:docGrid w:linePitch="360"/>
     </w:sectPr>

--- a/word_reports/LP_0310_위치_406_Santana_Compilation.docx
+++ b/word_reports/LP_0310_위치_406_Santana_Compilation.docx
@@ -32,7 +32,7 @@
     </w:p>
     <w:p>
       <w:pPr>
-        <w:spacing w:line="324" w:lineRule="auto" w:before="80" w:after="160"/>
+        <w:spacing w:line="324" w:lineRule="auto" w:before="80" w:after="120"/>
       </w:pPr>
       <w:r>
         <w:rPr w:rFonts="맑은 고딕">
@@ -42,13 +42,6 @@
           <w:sz w:val="22"/>
         </w:rPr>
         <w:t xml:space="preserve">[음반 소개] </w:t>
-      </w:r>
-      <w:r>
-        <w:rPr w:rFonts="맑은 고딕">
-          <w:rFonts w:ascii="맑은 고딕" w:hAnsi="맑은 고딕" w:eastAsia="맑은 고딕"/>
-          <w:b w:val="0"/>
-          <w:sz w:val="21"/>
-        </w:rPr>
       </w:r>
     </w:p>
     <w:p>
@@ -61,7 +54,33 @@
           <w:b w:val="0"/>
           <w:sz w:val="21"/>
         </w:rPr>
-        <w:t>뜨거운 태양의 박동을 품은 아프로-큐반 리듬과 영혼의 심연을 울리는 일렉트릭 기타의 절묘한 교감, 산타나의 음악 세계는 대중음악사에서 가장 독창적이고 찬란한 이정표를 세웠습니다. 본 컴필레이션 음반은 1960년대 말 우드스탁의 열기 속에서 태동하여 1970년대 전성기를 관통한 산타나의 눈부신 음악적 정수를 한 장의 LP에 오롯이 응축해 낸 소중한 기록입니다. 울부짖듯 서정적인 카를로스 산타나 특유의 서스테인 짙은 기타 선율과 관능적인 타악기의 울림은 시대를 초월하여 언제나 가슴 벅찬 감동으로 청자의 영혼을 휘감아 돕니다. 정열과 명상이 공존하는 그의 독보적인 라틴 록 서사시는 아날로그 바이닐의 숨결을 빌려 마침내 가장 완벽한 예술적 형태로서 깊은 울림을 전해줍니다.</w:t>
+        <w:t>1960년대 후반, 샌프란시스코의 짙은 사이키델릭 안개 속에서 태동한 산타나(Santana)의 등장은 팝 음악사가 마주한 가장 경이롭고 원초적인 충격 중 하나였습니다. 멕시코 태생의 청년 카를로스 산타나(Carlos Santana)가 이끄는 이 밴드는 영미권 중심의 록 음악에 뜨거운 아프로-큐반(Afro-Cuban) 리듬과 재즈의 유연한 즉흥성, 그리고 처연한 블루스의 숨결을 불어넣었습니다. 1969년 전설적인 우드스탁 페스티벌의 진흙탕 위에서 토해내던 그들의 폭발적인 에너지는 곧 라틴 록(Latin Rock)이라는 독보적인 장르의 탄생을 알리는 신호탄이었으며, 본 컴필레이션 음반은 그 찬연했던 창작의 황금기를 한 폭의 서사시처럼 농축해 낸 소중한 기록입니다.</w:t>
+      </w:r>
+    </w:p>
+    <w:p>
+      <w:pPr>
+        <w:spacing w:line="324" w:lineRule="auto" w:after="120"/>
+      </w:pPr>
+      <w:r>
+        <w:rPr w:rFonts="맑은 고딕">
+          <w:rFonts w:ascii="맑은 고딕" w:hAnsi="맑은 고딕" w:eastAsia="맑은 고딕"/>
+          <w:b w:val="0"/>
+          <w:sz w:val="21"/>
+        </w:rPr>
+        <w:t>카를로스 산타나의 기타는 단순한 악기를 넘어 영혼의 언어를 전달하는 성스러운 매개체와 같았습니다. 대지를 뒤흔드는 콩가와 팀발레스의 격정적인 비트 위로 유려하게 흘러나오는 그의 일렉트릭 기타 톤은, 마치 인간 내면의 가장 깊은 열정과 영적인 정화를 동시에 길어 올리는 듯한 신비로운 울림을 지니고 있습니다. 그의 음악적 철학은 문화와 인종, 장르의 경계를 허물고 보편적인 사랑과 평화의 합일을 지향했으며, 이러한 초월적 메시지는 세월의 풍화를 견뎌내며 오늘날까지도 수많은 음악 애호가들의 가슴속에 묵직한 잔향을 남기고 있습니다.</w:t>
+      </w:r>
+    </w:p>
+    <w:p>
+      <w:pPr>
+        <w:spacing w:line="324" w:lineRule="auto" w:after="120"/>
+      </w:pPr>
+      <w:r>
+        <w:rPr w:rFonts="맑은 고딕">
+          <w:rFonts w:ascii="맑은 고딕" w:hAnsi="맑은 고딕" w:eastAsia="맑은 고딕"/>
+          <w:b w:val="0"/>
+          <w:sz w:val="21"/>
+        </w:rPr>
+        <w:t>본 음반은 산타나의 초기 명작들 중에서도 가장 빛나는 음악적 정수들을 정갈하게 선별하여 엮은 컬렉션입니다. 심장을 박동시키는 역동적인 라틴 그루브부터 가슴을 저미는 서정적인 연주곡에 이르기까지, 산타나 사운드의 다층적인 매력이 빈틈없이 배열되어 있습니다. 반세기가 넘는 시간이 흘렀음에도 이 바이닐의 소리골에 새겨진 선율들이 여전히 청자의 귓가에서 불꽃처럼 피어오르는 이유는, 그 안에 박제되지 않은 날것의 생명력과 시대를 관통하는 낭만이 온전히 숨 쉬고 있기 때문일 것입니다.</w:t>
       </w:r>
     </w:p>
     <w:p>
@@ -168,7 +187,7 @@
           <w:b w:val="0"/>
           <w:sz w:val="21"/>
         </w:rPr>
-        <w:t>산타나의 전성기 명곡들을 엄선하여 라틴 록과 사이키델릭, 재즈 퓨전의 다채로운 궤적을 조망할 수 있도록 기획·발매된 정통 선곡집 음반입니다.</w:t>
+        <w:t>산타나의 독창적인 라틴 록 미학이 정점에 달했던 1960년대 말부터 1970년대의 핵심 명곡들을 아날로그 사운드로 감상할 수 있도록 기획·선별된 베스트 편집반.</w:t>
       </w:r>
     </w:p>
     <w:p>
@@ -199,7 +218,7 @@
           <w:b w:val="0"/>
           <w:sz w:val="21"/>
         </w:rPr>
-        <w:t>발매 당시부터 전 세계 라틴 록 및 클래식 록 애호가들의 절대적인 지지를 받으며 스테디셀러로 군림하였고, 산타나의 명반 라인업과 함께 수백만 장의 판매고를 기록하며 오랜 시간 턴테이블 위를 지켜왔습니다.</w:t>
+        <w:t>수록곡들이 포함된 초기 정규작 및 주요 선곡집들은 전 세계적으로 수천만 장의 판매고를 기록하며 미국 RIAA 멀티 플래티넘을 달성, 대중과 평단의 전폭적인 지지를 받음.</w:t>
       </w:r>
     </w:p>
     <w:p>
@@ -230,7 +249,7 @@
           <w:b w:val="0"/>
           <w:sz w:val="21"/>
         </w:rPr>
-        <w:t>그래미 어워드 통산 10회 수상, 3회의 라틴 그래미 수상, 1998년 '로큰롤 명예의 전당(Rock and Roll Hall of Fame)' 헌액 등 산타나가 이룩한 눈부신 음악적 금자탑의 결실이 고스란히 담겨 있는 명품 선집입니다.</w:t>
+        <w:t>로큰롤 명예의 전당(Rock and Roll Hall of Fame) 헌액, 그래미 어워드 통산 다수 수상 및 롤링 스톤지 선정 '역대 가장 위대한 기타리스트' 상위권 등재.</w:t>
       </w:r>
     </w:p>
     <w:p>
@@ -306,7 +325,7 @@
           <w:b w:val="0"/>
           <w:sz w:val="21"/>
         </w:rPr>
-        <w:t>1947년 출생(카를로스 산타나) / 1966년 밴드 결성</w:t>
+        <w:t>1947년 7월 20일 출생 (카를로스 산타나) / 밴드 결성: 1966년</w:t>
       </w:r>
     </w:p>
     <w:p>
@@ -337,7 +356,7 @@
           <w:b w:val="0"/>
           <w:sz w:val="21"/>
         </w:rPr>
-        <w:t>그룹(산타나 / Santana)</w:t>
+        <w:t>그룹 (Santana)</w:t>
       </w:r>
     </w:p>
     <w:p>
@@ -368,7 +387,7 @@
           <w:b w:val="0"/>
           <w:sz w:val="21"/>
         </w:rPr>
-        <w:t>카를로스 산타나(Carlos Santana)가 이끄는 밴드 산타나는 블루스와 록, 그리고 아프로-큐반 리듬을 경이로운 완성도로 융합하며 '라틴 록'이라는 새로운 장르를 개척한 전설적 존재입니다. 특유의 노래하듯 길게 이어지는 서정적인 기타 톤과 영적인 사유를 담은 연주 스타일로 세계 대중음악사에 불멸의 족적을 남겼습니다.</w:t>
+        <w:t>아프로-큐반 타악 리듬과 블루스, 사이키델릭 록, 재즈 퓨전을 전무후무한 감각으로 융합해 낸 라틴 록의 개척자입니다. 끊어질 듯 이어지는 유려한 서스테인과 애수 어린 톤으로 기타 연주를 예술적 경지로 끌어올린 거장입니다.</w:t>
       </w:r>
     </w:p>
     <w:p>
@@ -413,7 +432,7 @@
           <w:b w:val="0"/>
           <w:sz w:val="21"/>
         </w:rPr>
-        <w:t>록 음악의 문법에 이국적인 타악기와 라틴의 선율을 대담하게 접목하여 월드 뮤직과 팝의 경계를 허문 혁명적 성취를 담고 있습니다. 팝과 록, 재즈와 라틴 음악의 이상적인 조화를 증명하며 후대 수많은 크로스오버 뮤지션들에게 마르지 않는 영감의 원천이 된 역사적 앨범입니다.</w:t>
+        <w:t>서구 록 음악계의 변방에 머물던 라틴 음악의 에너지를 팝의 심장부로 진입시킨 역사적 궤적을 압축적으로 보여주는 앨범으로, 월드뮤직과 록의 가장 성공적인 크로스오버 모범을 제시합니다.</w:t>
       </w:r>
     </w:p>
     <w:p>
@@ -444,7 +463,7 @@
           <w:b w:val="0"/>
           <w:sz w:val="21"/>
         </w:rPr>
-        <w:t>반전 운동과 자유, 평화의 메시지가 넘실대던 1960년대 말과 1970년대의 격동기, 그 시절 젊은이들의 심장을 뛰게 했던 원초적인 열정과 낭만을 그대로 간직하고 있습니다. 묵직한 턴테이블 바늘을 올리는 순간, 샌프란시스코의 자유분방한 공기와 카리브해의 뜨거운 열풍이 교차하던 청춘의 찬란한 순간들이 눈앞에 펼쳐집니다.</w:t>
+        <w:t>반전(反戰) 운동과 히피 문화, 자유와 영성을 갈망하던 1960~70년대 청년들의 순수한 열기와 시대적 공기가 고스란히 담겨 있어 아날로그 노스탤지어를 강하게 자극합니다.</w:t>
       </w:r>
     </w:p>
     <w:p>
@@ -489,7 +508,7 @@
           <w:b w:val="0"/>
           <w:sz w:val="21"/>
         </w:rPr>
-        <w:t>피터 그린의 곡을 매혹적인 라틴 그루브로 재탄생시킨 'Black Magic Woman / Gypsy Queen'과 티토 푸엔테의 고전에 폭발적인 생명력을 불어넣은 'Oye Como Va', 그리고 영혼을 적시는 기타의 서정미가 극에 달한 'Samba Pa Ti'와 'Europa' 등 산타나의 진면목을 대변하는 불후의 명곡들이 수려하게 이어집니다.</w:t>
+        <w:t>피터 그린의 원곡을 관능적인 차차차 리듬으로 재창조한 'Black Magic Woman', 댄서블한 라틴 그루브의 절정 'Oye Como Va', 그리고 앰프 피드백과 롱 서스테인이 눈물겨운 서정을 빚어내는 'Samba Pa Ti'와 'Europa' 등 열정과 비애가 공존하는 명곡들이 수록되어 있습니다.</w:t>
       </w:r>
     </w:p>
     <w:p>
@@ -520,7 +539,7 @@
           <w:b w:val="0"/>
           <w:sz w:val="21"/>
         </w:rPr>
-        <w:t>콩가, 봉고, 팀발레스가 엮어내는 다채로운 퍼커션의 타격감이 진공관 앰프를 통해 풍성한 배음으로 피어오를 때 비로소 진가를 드러냅니다. 따뜻하게 데워진 진공관 특유의 질감 위로 카를로스 산타나의 기타 솔로가 흐느끼듯 뻗어나갈 때, 디지털 음원에서는 결코 맛볼 수 없는 아날로그 바이닐 본연의 묵직한 공간감과 황홀경을 만끽하실 수 있습니다.</w:t>
+        <w:t>질주하는 퍼커션의 탄력적인 타격감과 진공관 앰프를 통해 배가되는 카를로스 산타나 특유의 기름지고 따뜻한 기타 톤을 턴테이블의 아날로그 질감으로 음미할 때 최상의 감동을 선사합니다.</w:t>
       </w:r>
     </w:p>
     <w:p>
@@ -551,7 +570,7 @@
           <w:b w:val="0"/>
           <w:sz w:val="21"/>
         </w:rPr>
-        <w:t>산타나라는 위대한 거장의 황금기 예술혼을 단 한 장의 바이닐로 압축 소장할 수 있는 최고의 아날로그 컬렉션입니다. 라틴 록의 정수를 가장 순도 높은 LP 사운드로 감상하고자 하는 정통 클래식/팝 애호가와 오디오파일 모두에게 서재의 품격을 높여줄 필청 음반입니다.</w:t>
+        <w:t>라틴 록의 불멸의 찬가들을 한 자리에서 품격 있게 감상할 수 있는 필청반으로, 팝 애호가는 물론 클래식 애호가에게도 깊은 음악적 카타르시스를 제공하는 컬렉터스 아이템입니다.</w:t>
       </w:r>
     </w:p>
     <w:p>
@@ -565,7 +584,7 @@
           <w:color w:val="4338CA"/>
           <w:sz w:val="21"/>
         </w:rPr>
-        <w:t>이 음반을 통해 아날로그 홈 사이로 피어오르는 정열적인 선율과 카를로스 산타나의 영혼 어린 기타가 전해주는 감동을 다시 한번 경험해 보시는 것은 어떨까요?</w:t>
+        <w:t>이 음반을 통해 라틴의 뜨거운 박동과 애절한 기타 선율이 교차하며 전해주는 감동을 다시 한번 경험해 보시는 것은 어떨까요?</w:t>
       </w:r>
     </w:p>
     <w:sectPr>
